--- a/docs/Project_Report_v1.docx
+++ b/docs/Project_Report_v1.docx
@@ -9,13 +9,27 @@
         <w:jc w:val="center"/>
         <w:rPr>
           <w:b/>
-          <w:sz w:val="30"/>
-        </w:rPr>
-      </w:pPr>
-      <w:r>
+          <w:bCs/>
+          <w:sz w:val="40"/>
+          <w:szCs w:val="32"/>
+        </w:rPr>
+      </w:pPr>
+      <w:r>
+        <w:rPr>
+          <w:b/>
+          <w:bCs/>
+          <w:sz w:val="32"/>
+          <w:szCs w:val="32"/>
+        </w:rPr>
         <w:t>NETWORK SECURITY LEARNING SIMULATOR</w:t>
       </w:r>
       <w:r>
+        <w:rPr>
+          <w:b/>
+          <w:bCs/>
+          <w:sz w:val="32"/>
+          <w:szCs w:val="32"/>
+        </w:rPr>
         <w:t xml:space="preserve">                                                                                         </w:t>
       </w:r>
     </w:p>
@@ -85,10 +99,7 @@
         </w:rPr>
       </w:pPr>
       <w:r>
-        <w:t xml:space="preserve">                                                                 </w:t>
-      </w:r>
-      <w:r>
-        <w:t>CSE-Data Science</w:t>
+        <w:t xml:space="preserve">                                                                 CSE-Data Science</w:t>
       </w:r>
     </w:p>
     <w:p>
@@ -228,13 +239,23 @@
         <w:spacing w:before="160" w:line="278" w:lineRule="auto"/>
         <w:ind w:left="2478" w:right="2772"/>
         <w:jc w:val="center"/>
+      </w:pPr>
+      <w:r>
+        <w:t xml:space="preserve">Dr Tejaswi Potluri </w:t>
+      </w:r>
+    </w:p>
+    <w:p>
+      <w:pPr>
+        <w:spacing w:before="160" w:line="278" w:lineRule="auto"/>
+        <w:ind w:left="2478" w:right="2772"/>
+        <w:jc w:val="center"/>
         <w:rPr>
           <w:b/>
           <w:sz w:val="28"/>
         </w:rPr>
       </w:pPr>
       <w:r>
-        <w:t>Dr Tejaswi Chowdary Potluri Assistant Professor</w:t>
+        <w:t>Assistant Professor</w:t>
       </w:r>
     </w:p>
     <w:p>
@@ -918,7 +939,7 @@
                 <w:sz w:val="28"/>
                 <w:szCs w:val="28"/>
               </w:rPr>
-              <w:t>Dr P</w:t>
+              <w:t xml:space="preserve">Dr </w:t>
             </w:r>
             <w:proofErr w:type="spellStart"/>
             <w:r>
@@ -927,7 +948,7 @@
                 <w:sz w:val="28"/>
                 <w:szCs w:val="28"/>
               </w:rPr>
-              <w:t>.</w:t>
+              <w:t>P.</w:t>
             </w:r>
             <w:proofErr w:type="gramStart"/>
             <w:r>
@@ -1324,7 +1345,7 @@
         <w:ind w:left="667" w:right="722"/>
       </w:pPr>
       <w:r>
-        <w:t>We express our sincere gratitude to our project supervisor, Dr. Tejaswi Chowdary Potluri, for her valuable guidance, technical support, and continuous monitoring throughout the development of our project, NETWORK SECURITY LEARNING SIMULATOR.</w:t>
+        <w:t>We express our sincere gratitude to our project supervisor, Dr. Tejaswi Potluri, for her valuable guidance, technical support, and continuous monitoring throughout the development of our project, NETWORK SECURITY LEARNING SIMULATOR.</w:t>
       </w:r>
     </w:p>
     <w:p>
@@ -4624,6 +4645,7 @@
         <w:jc w:val="both"/>
       </w:pPr>
       <w:r>
+        <w:lastRenderedPageBreak/>
         <w:t xml:space="preserve">The simulator is engineered as a decoupled modern web application. The frontend utilizes React 19, TypeScript, Vite, and </w:t>
       </w:r>
       <w:proofErr w:type="spellStart"/>
@@ -13927,10 +13949,7 @@
         <w:jc w:val="both"/>
       </w:pPr>
       <w:r>
-        <w:t xml:space="preserve">5.3 </w:t>
-      </w:r>
-      <w:r>
-        <w:t>Limitations</w:t>
+        <w:t>5.3 Limitations</w:t>
       </w:r>
     </w:p>
     <w:p>
@@ -13985,10 +14004,7 @@
       </w:pPr>
       <w:r>
         <w:lastRenderedPageBreak/>
-        <w:t xml:space="preserve">5.4 </w:t>
-      </w:r>
-      <w:r>
-        <w:t>Future Scope</w:t>
+        <w:t>5.4 Future Scope</w:t>
       </w:r>
     </w:p>
     <w:p>
